--- a/Concordance.docx
+++ b/Concordance.docx
@@ -68,15 +68,10 @@
       <w:pPr>
         <w:pStyle w:val="Normal"/>
         <w:bidi w:val="0"/>
-        <w:jc w:val="start"/>
-        <w:rPr>
-          <w:color w:val="000000"/>
-        </w:rPr>
-      </w:pPr>
-      <w:r>
-        <w:rPr>
-          <w:color w:val="000000"/>
-        </w:rPr>
+        <w:rPr/>
+      </w:pPr>
+      <w:r>
+        <w:rPr/>
         <w:t xml:space="preserve">Pre-Requisites: </w:t>
       </w:r>
     </w:p>
@@ -84,30 +79,20 @@
       <w:pPr>
         <w:pStyle w:val="Normal"/>
         <w:bidi w:val="0"/>
-        <w:jc w:val="start"/>
-        <w:rPr>
-          <w:color w:val="000000"/>
-        </w:rPr>
-      </w:pPr>
-      <w:r>
-        <w:rPr>
-          <w:color w:val="000000"/>
-        </w:rPr>
-      </w:r>
-    </w:p>
-    <w:p>
-      <w:pPr>
-        <w:pStyle w:val="Normal"/>
-        <w:bidi w:val="0"/>
-        <w:jc w:val="start"/>
-        <w:rPr>
-          <w:color w:val="000000"/>
-        </w:rPr>
-      </w:pPr>
-      <w:r>
-        <w:rPr>
-          <w:color w:val="000000"/>
-        </w:rPr>
+        <w:rPr/>
+      </w:pPr>
+      <w:r>
+        <w:rPr/>
+      </w:r>
+    </w:p>
+    <w:p>
+      <w:pPr>
+        <w:pStyle w:val="Normal"/>
+        <w:bidi w:val="0"/>
+        <w:rPr/>
+      </w:pPr>
+      <w:r>
+        <w:rPr/>
         <w:t>a) We do the operations in this Section on the following Raspberry Pi 500+ system, which has the original 256 GB NVMe SSD with the default OS loaded on it, as follows:</w:t>
       </w:r>
     </w:p>
@@ -270,99 +255,94 @@
       </w:r>
       <w:r>
         <w:rPr>
-          <w:rFonts w:eastAsia="WenQuanYi Micro Hei" w:cs="Lohit Devanagari" w:ascii="Times New Roman" w:hAnsi="Times New Roman"/>
-          <w:color w:val="00000A"/>
-          <w:kern w:val="0"/>
+          <w:lang w:val="en-US" w:eastAsia="zh-CN" w:bidi="hi-IN"/>
+        </w:rPr>
+        <w:t>Orico SATA-to-USB tool-less enclosure, to copy the latest version of the OS onto a new, higher-capacity NVMe SSD contained in the enclosure.</w:t>
+      </w:r>
+      <w:r>
+        <w:rPr>
+          <w:rFonts w:cs="Times New Roman" w:ascii="Times New Roman" w:hAnsi="Times New Roman"/>
           <w:sz w:val="24"/>
           <w:szCs w:val="24"/>
-          <w:lang w:val="en-US" w:eastAsia="zh-CN" w:bidi="hi-IN"/>
-        </w:rPr>
-        <w:t>Orico SATA-to-USB tool-less enclosure, to copy the latest version of the OS onto a new, higher-capacity NVMe SSD contained in the enclosure.</w:t>
-      </w:r>
-      <w:r>
-        <w:rPr>
-          <w:rFonts w:cs="Times New Roman" w:ascii="Times New Roman" w:hAnsi="Times New Roman"/>
+        </w:rPr>
+        <w:t xml:space="preserve"> </w:t>
+      </w:r>
+    </w:p>
+    <w:p>
+      <w:pPr>
+        <w:pStyle w:val="Normal"/>
+        <w:bidi w:val="0"/>
+        <w:jc w:val="start"/>
+        <w:rPr>
+          <w:rFonts w:ascii="Times New Roman" w:hAnsi="Times New Roman" w:cs="Times New Roman"/>
           <w:sz w:val="24"/>
           <w:szCs w:val="24"/>
         </w:rPr>
-        <w:t xml:space="preserve"> </w:t>
-      </w:r>
-    </w:p>
-    <w:p>
-      <w:pPr>
-        <w:pStyle w:val="Normal"/>
-        <w:bidi w:val="0"/>
-        <w:jc w:val="start"/>
-        <w:rPr>
-          <w:rFonts w:ascii="Times New Roman" w:hAnsi="Times New Roman" w:cs="Times New Roman"/>
+      </w:pPr>
+      <w:r>
+        <w:rPr>
+          <w:rFonts w:cs="Times New Roman" w:ascii="Times New Roman" w:hAnsi="Times New Roman"/>
           <w:sz w:val="24"/>
           <w:szCs w:val="24"/>
         </w:rPr>
-      </w:pPr>
-      <w:r>
-        <w:rPr>
-          <w:rFonts w:cs="Times New Roman" w:ascii="Times New Roman" w:hAnsi="Times New Roman"/>
+      </w:r>
+    </w:p>
+    <w:p>
+      <w:pPr>
+        <w:pStyle w:val="Normal"/>
+        <w:bidi w:val="0"/>
+        <w:jc w:val="start"/>
+        <w:rPr>
+          <w:rFonts w:ascii="Times New Roman" w:hAnsi="Times New Roman" w:cs="Times New Roman"/>
           <w:sz w:val="24"/>
           <w:szCs w:val="24"/>
         </w:rPr>
-      </w:r>
-    </w:p>
-    <w:p>
-      <w:pPr>
-        <w:pStyle w:val="Normal"/>
-        <w:bidi w:val="0"/>
-        <w:jc w:val="start"/>
-        <w:rPr>
-          <w:rFonts w:ascii="Times New Roman" w:hAnsi="Times New Roman" w:cs="Times New Roman"/>
+      </w:pPr>
+      <w:r>
+        <w:rPr>
+          <w:rFonts w:cs="Times New Roman" w:ascii="Times New Roman" w:hAnsi="Times New Roman"/>
           <w:sz w:val="24"/>
           <w:szCs w:val="24"/>
         </w:rPr>
-      </w:pPr>
-      <w:r>
-        <w:rPr>
-          <w:rFonts w:cs="Times New Roman" w:ascii="Times New Roman" w:hAnsi="Times New Roman"/>
+        <w:t xml:space="preserve">Background: </w:t>
+      </w:r>
+    </w:p>
+    <w:p>
+      <w:pPr>
+        <w:pStyle w:val="Normal"/>
+        <w:bidi w:val="0"/>
+        <w:jc w:val="start"/>
+        <w:rPr>
+          <w:rFonts w:ascii="Times New Roman" w:hAnsi="Times New Roman" w:cs="Times New Roman"/>
           <w:sz w:val="24"/>
           <w:szCs w:val="24"/>
         </w:rPr>
-        <w:t xml:space="preserve">Background: </w:t>
-      </w:r>
-    </w:p>
-    <w:p>
-      <w:pPr>
-        <w:pStyle w:val="Normal"/>
-        <w:bidi w:val="0"/>
-        <w:jc w:val="start"/>
-        <w:rPr>
-          <w:rFonts w:ascii="Times New Roman" w:hAnsi="Times New Roman" w:cs="Times New Roman"/>
+      </w:pPr>
+      <w:r>
+        <w:rPr>
+          <w:rFonts w:cs="Times New Roman" w:ascii="Times New Roman" w:hAnsi="Times New Roman"/>
           <w:sz w:val="24"/>
           <w:szCs w:val="24"/>
         </w:rPr>
-      </w:pPr>
-      <w:r>
-        <w:rPr>
-          <w:rFonts w:cs="Times New Roman" w:ascii="Times New Roman" w:hAnsi="Times New Roman"/>
+      </w:r>
+    </w:p>
+    <w:p>
+      <w:pPr>
+        <w:pStyle w:val="Normal"/>
+        <w:bidi w:val="0"/>
+        <w:jc w:val="start"/>
+        <w:rPr>
+          <w:rFonts w:ascii="Times New Roman" w:hAnsi="Times New Roman" w:cs="Times New Roman"/>
           <w:sz w:val="24"/>
           <w:szCs w:val="24"/>
         </w:rPr>
-      </w:r>
-    </w:p>
-    <w:p>
-      <w:pPr>
-        <w:pStyle w:val="Normal"/>
-        <w:bidi w:val="0"/>
-        <w:jc w:val="start"/>
-        <w:rPr>
-          <w:rFonts w:ascii="Times New Roman" w:hAnsi="Times New Roman" w:cs="Times New Roman"/>
+      </w:pPr>
+      <w:r>
+        <w:rPr>
+          <w:rFonts w:cs="Times New Roman" w:ascii="Times New Roman" w:hAnsi="Times New Roman"/>
           <w:sz w:val="24"/>
           <w:szCs w:val="24"/>
         </w:rPr>
-      </w:pPr>
-      <w:r>
-        <w:rPr>
-          <w:rFonts w:cs="Times New Roman" w:ascii="Times New Roman" w:hAnsi="Times New Roman"/>
-          <w:sz w:val="24"/>
-          <w:szCs w:val="24"/>
-        </w:rPr>
         <w:t>From the speed comparisons shown in Section 1.2.2, it should be obvious that running the Pi 500+ from the M.2 slot is much faster. And with a 1 TB NVMe SSD you also get more storage space!</w:t>
       </w:r>
     </w:p>
@@ -385,15 +365,10 @@
       <w:pPr>
         <w:pStyle w:val="Normal"/>
         <w:bidi w:val="0"/>
-        <w:jc w:val="start"/>
-        <w:rPr>
-          <w:color w:val="000000"/>
-        </w:rPr>
-      </w:pPr>
-      <w:r>
-        <w:rPr>
-          <w:color w:val="000000"/>
-        </w:rPr>
+        <w:rPr/>
+      </w:pPr>
+      <w:r>
+        <w:rPr/>
         <w:t xml:space="preserve">Requirements: </w:t>
       </w:r>
     </w:p>
@@ -401,30 +376,20 @@
       <w:pPr>
         <w:pStyle w:val="Normal"/>
         <w:bidi w:val="0"/>
-        <w:jc w:val="start"/>
-        <w:rPr>
-          <w:color w:val="000000"/>
-        </w:rPr>
-      </w:pPr>
-      <w:r>
-        <w:rPr>
-          <w:color w:val="000000"/>
-        </w:rPr>
-      </w:r>
-    </w:p>
-    <w:p>
-      <w:pPr>
-        <w:pStyle w:val="Normal"/>
-        <w:bidi w:val="0"/>
-        <w:jc w:val="start"/>
-        <w:rPr>
-          <w:color w:val="000000"/>
-        </w:rPr>
-      </w:pPr>
-      <w:r>
-        <w:rPr>
-          <w:color w:val="000000"/>
-        </w:rPr>
+        <w:rPr/>
+      </w:pPr>
+      <w:r>
+        <w:rPr/>
+      </w:r>
+    </w:p>
+    <w:p>
+      <w:pPr>
+        <w:pStyle w:val="Normal"/>
+        <w:bidi w:val="0"/>
+        <w:rPr/>
+      </w:pPr>
+      <w:r>
+        <w:rPr/>
         <w:t>Do the steps below, in the order shown, to complete the requirements for this example.</w:t>
       </w:r>
     </w:p>
@@ -694,23 +659,10 @@
       <w:pPr>
         <w:pStyle w:val="Heading3"/>
         <w:bidi w:val="0"/>
-        <w:spacing w:lineRule="auto" w:line="276" w:before="0" w:after="140"/>
-        <w:jc w:val="start"/>
-        <w:rPr>
-          <w:b w:val="false"/>
-          <w:bCs w:val="false"/>
-          <w:color w:val="000000"/>
-        </w:rPr>
-      </w:pPr>
-      <w:r>
-        <w:rPr>
-          <w:rFonts w:cs="Times New Roman" w:ascii="Times New Roman" w:hAnsi="Times New Roman"/>
-          <w:b w:val="false"/>
-          <w:bCs w:val="false"/>
-          <w:color w:val="000000"/>
-          <w:sz w:val="24"/>
-          <w:szCs w:val="24"/>
-        </w:rPr>
+        <w:rPr/>
+      </w:pPr>
+      <w:r>
+        <w:rPr/>
         <w:t>1. Flashing the new Trixie image -</w:t>
       </w:r>
     </w:p>
@@ -796,388 +748,224 @@
       <w:pPr>
         <w:pStyle w:val="Normal"/>
         <w:bidi w:val="0"/>
-        <w:jc w:val="start"/>
-        <w:rPr/>
-      </w:pPr>
-      <w:r>
-        <w:rPr>
-          <w:rFonts w:cs="Times New Roman" w:ascii="Times New Roman" w:hAnsi="Times New Roman"/>
+        <w:rPr/>
+      </w:pPr>
+      <w:r>
+        <w:rPr/>
+        <w:t xml:space="preserve">b) Since the Pi 500+ boots from the M.2 SSD, in our procedures here you'll need to use a </w:t>
+      </w:r>
+      <w:r>
+        <w:rPr>
+          <w:rStyle w:val="Strong"/>
+        </w:rPr>
+        <w:t>USB-to-M.2 adapter</w:t>
+      </w:r>
+      <w:r>
+        <w:rPr/>
+        <w:t xml:space="preserve"> (or an external NVMe enclosure) to write the image to the new NVMe SSD in that adapter mounted on the Pi 500+.</w:t>
+      </w:r>
+    </w:p>
+    <w:p>
+      <w:pPr>
+        <w:pStyle w:val="Normal"/>
+        <w:bidi w:val="0"/>
+        <w:jc w:val="start"/>
+        <w:rPr>
+          <w:rFonts w:ascii="Times New Roman" w:hAnsi="Times New Roman" w:cs="Times New Roman"/>
           <w:b w:val="false"/>
           <w:bCs w:val="false"/>
           <w:color w:val="000000"/>
         </w:rPr>
-        <w:t xml:space="preserve">b) Since the Pi 500+ boots from the M.2 SSD, in our procedures here you'll need to use a </w:t>
+      </w:pPr>
+      <w:r>
+        <w:rPr>
+          <w:rFonts w:cs="Times New Roman" w:ascii="Times New Roman" w:hAnsi="Times New Roman"/>
+          <w:b w:val="false"/>
+          <w:bCs w:val="false"/>
+          <w:color w:val="000000"/>
+        </w:rPr>
+      </w:r>
+    </w:p>
+    <w:p>
+      <w:pPr>
+        <w:pStyle w:val="Normal"/>
+        <w:bidi w:val="0"/>
+        <w:rPr/>
+      </w:pPr>
+      <w:r>
+        <w:rPr/>
+        <w:t xml:space="preserve">c) Flashing - Select the </w:t>
       </w:r>
       <w:r>
         <w:rPr>
           <w:rStyle w:val="Strong"/>
-          <w:rFonts w:cs="Times New Roman" w:ascii="Times New Roman" w:hAnsi="Times New Roman"/>
-          <w:b w:val="false"/>
-          <w:bCs w:val="false"/>
+        </w:rPr>
+        <w:t>64-bit Raspberry Pi OS (Trixie)</w:t>
+      </w:r>
+      <w:r>
+        <w:rPr/>
+        <w:t xml:space="preserve"> image. Double-check you're writing to the </w:t>
+      </w:r>
+      <w:r>
+        <w:rPr>
+          <w:rStyle w:val="Strong"/>
+        </w:rPr>
+        <w:t>1 TB SSD</w:t>
+      </w:r>
+      <w:r>
+        <w:rPr/>
+        <w:t xml:space="preserve"> and not accidentally to your 256 GB one or another drive. The Imager shows drive sizes, so verify the ~1 TB capacity before clicking Write in the Imager dialog box.</w:t>
+      </w:r>
+    </w:p>
+    <w:p>
+      <w:pPr>
+        <w:pStyle w:val="Normal"/>
+        <w:bidi w:val="0"/>
+        <w:rPr/>
+      </w:pPr>
+      <w:r>
+        <w:rPr/>
+      </w:r>
+    </w:p>
+    <w:p>
+      <w:pPr>
+        <w:pStyle w:val="BodyText"/>
+        <w:bidi w:val="0"/>
+        <w:rPr/>
+      </w:pPr>
+      <w:r>
+        <w:rPr/>
+        <w:t>2. Switching the SSDs – After the Imager has copied the new OS image to the new NVMe SSD, shut down your Raspberry Pi 500+, and follow these online instructions on how to open the case and change the SSD:</w:t>
+      </w:r>
+    </w:p>
+    <w:p>
+      <w:pPr>
+        <w:pStyle w:val="BodyText"/>
+        <w:bidi w:val="0"/>
+        <w:rPr/>
+      </w:pPr>
+      <w:r>
+        <w:rPr/>
+        <w:t>https://www.raspberrypi.com/documentation/computers/keyboard-computers.html#replace-m2</w:t>
+      </w:r>
+    </w:p>
+    <w:p>
+      <w:pPr>
+        <w:pStyle w:val="Heading3"/>
+        <w:bidi w:val="0"/>
+        <w:rPr/>
+      </w:pPr>
+      <w:r>
+        <w:rPr/>
+        <w:t>Your 500+ should have come with a handy tool to facilitate opening the case. When done, snap the case back together and replace the five screws.</w:t>
+      </w:r>
+    </w:p>
+    <w:p>
+      <w:pPr>
+        <w:pStyle w:val="Heading3"/>
+        <w:bidi w:val="0"/>
+        <w:rPr/>
+      </w:pPr>
+      <w:r>
+        <w:rPr/>
+        <w:t>3. First boot -</w:t>
+      </w:r>
+    </w:p>
+    <w:p>
+      <w:pPr>
+        <w:pStyle w:val="Normal"/>
+        <w:bidi w:val="0"/>
+        <w:jc w:val="start"/>
+        <w:rPr/>
+      </w:pPr>
+      <w:r>
+        <w:rPr/>
+        <w:t xml:space="preserve">a) Reconnect necessary cables, and boot the Pi 500+ with the new larger capacity NVMe SSD in it. Give it a minute </w:t>
+      </w:r>
+      <w:r>
+        <w:rPr>
+          <w:lang w:val="en-US" w:eastAsia="zh-CN" w:bidi="hi-IN"/>
+        </w:rPr>
+        <w:t xml:space="preserve">or two on first boot — </w:t>
+      </w:r>
+      <w:r>
+        <w:rPr/>
+        <w:t>it resizes the filesystem and does some initial setup.</w:t>
+      </w:r>
+    </w:p>
+    <w:p>
+      <w:pPr>
+        <w:pStyle w:val="Normal"/>
+        <w:bidi w:val="0"/>
+        <w:jc w:val="start"/>
+        <w:rPr>
+          <w:rFonts w:ascii="Times New Roman" w:hAnsi="Times New Roman" w:cs="Times New Roman"/>
+          <w:color w:val="C9211E"/>
+        </w:rPr>
+      </w:pPr>
+      <w:r>
+        <w:rPr>
+          <w:rFonts w:cs="Times New Roman" w:ascii="Times New Roman" w:hAnsi="Times New Roman"/>
+          <w:color w:val="C9211E"/>
+        </w:rPr>
+      </w:r>
+    </w:p>
+    <w:p>
+      <w:pPr>
+        <w:pStyle w:val="Normal"/>
+        <w:bidi w:val="0"/>
+        <w:rPr/>
+      </w:pPr>
+      <w:r>
+        <w:rPr>
+          <w:rFonts w:cs="Times New Roman" w:ascii="Times New Roman" w:hAnsi="Times New Roman"/>
           <w:color w:val="000000"/>
         </w:rPr>
-        <w:t>USB-to-M.2 adapter</w:t>
-      </w:r>
-      <w:r>
-        <w:rPr>
-          <w:rFonts w:cs="Times New Roman" w:ascii="Times New Roman" w:hAnsi="Times New Roman"/>
-          <w:b w:val="false"/>
-          <w:bCs w:val="false"/>
-          <w:color w:val="000000"/>
-        </w:rPr>
-        <w:t xml:space="preserve"> (or an external NVMe enclosure) to write the image to the new NVMe SSD in that adapter mounted on the Pi 500+.</w:t>
-      </w:r>
-    </w:p>
-    <w:p>
-      <w:pPr>
-        <w:pStyle w:val="Normal"/>
-        <w:bidi w:val="0"/>
-        <w:jc w:val="start"/>
-        <w:rPr>
-          <w:rFonts w:ascii="Times New Roman" w:hAnsi="Times New Roman" w:cs="Times New Roman"/>
-          <w:b w:val="false"/>
-          <w:bCs w:val="false"/>
-          <w:color w:val="000000"/>
-        </w:rPr>
-      </w:pPr>
-      <w:r>
-        <w:rPr>
-          <w:rFonts w:cs="Times New Roman" w:ascii="Times New Roman" w:hAnsi="Times New Roman"/>
-          <w:b w:val="false"/>
-          <w:bCs w:val="false"/>
-          <w:color w:val="000000"/>
-        </w:rPr>
-      </w:r>
-    </w:p>
-    <w:p>
-      <w:pPr>
-        <w:pStyle w:val="Normal"/>
-        <w:bidi w:val="0"/>
-        <w:jc w:val="start"/>
-        <w:rPr/>
-      </w:pPr>
-      <w:r>
-        <w:rPr>
-          <w:rFonts w:cs="Times New Roman" w:ascii="Times New Roman" w:hAnsi="Times New Roman"/>
-          <w:b w:val="false"/>
-          <w:bCs w:val="false"/>
-          <w:color w:val="000000"/>
-        </w:rPr>
-        <w:t xml:space="preserve">c) Flashing - </w:t>
-      </w:r>
-      <w:r>
-        <w:rPr/>
-        <w:t xml:space="preserve">Select the </w:t>
-      </w:r>
-      <w:r>
-        <w:rPr>
-          <w:rStyle w:val="Strong"/>
-        </w:rPr>
-        <w:t>64-bit Raspberry Pi OS (Trixie)</w:t>
-      </w:r>
-      <w:r>
-        <w:rPr/>
-        <w:t xml:space="preserve"> image. </w:t>
-      </w:r>
-      <w:r>
-        <w:rPr>
-          <w:rFonts w:cs="Times New Roman" w:ascii="Times New Roman" w:hAnsi="Times New Roman"/>
-          <w:b w:val="false"/>
-          <w:bCs w:val="false"/>
-          <w:color w:val="000000"/>
-        </w:rPr>
-        <w:t xml:space="preserve">Double-check you're writing to the </w:t>
-      </w:r>
-      <w:r>
-        <w:rPr>
-          <w:rStyle w:val="Strong"/>
-          <w:rFonts w:cs="Times New Roman" w:ascii="Times New Roman" w:hAnsi="Times New Roman"/>
-          <w:color w:val="000000"/>
-        </w:rPr>
-        <w:t>1 TB SSD</w:t>
-      </w:r>
-      <w:r>
-        <w:rPr>
-          <w:rFonts w:cs="Times New Roman" w:ascii="Times New Roman" w:hAnsi="Times New Roman"/>
-          <w:b w:val="false"/>
-          <w:bCs w:val="false"/>
-          <w:color w:val="000000"/>
-        </w:rPr>
-        <w:t xml:space="preserve"> and not accidentally to your 256 GB one or another drive. The Imager shows drive sizes, so verify the ~1 TB capacity before clicking </w:t>
-      </w:r>
-      <w:r>
-        <w:rPr>
-          <w:rFonts w:cs="Times New Roman" w:ascii="Times New Roman" w:hAnsi="Times New Roman"/>
-          <w:b/>
-          <w:bCs/>
-          <w:color w:val="000000"/>
-        </w:rPr>
-        <w:t>Write</w:t>
-      </w:r>
-      <w:r>
-        <w:rPr>
-          <w:rFonts w:cs="Times New Roman" w:ascii="Times New Roman" w:hAnsi="Times New Roman"/>
-          <w:b w:val="false"/>
-          <w:bCs w:val="false"/>
-          <w:color w:val="000000"/>
-        </w:rPr>
-        <w:t xml:space="preserve"> in the Imager dialog box.</w:t>
-      </w:r>
-    </w:p>
-    <w:p>
-      <w:pPr>
-        <w:pStyle w:val="Normal"/>
-        <w:bidi w:val="0"/>
-        <w:jc w:val="start"/>
-        <w:rPr>
-          <w:rFonts w:ascii="Times New Roman" w:hAnsi="Times New Roman" w:cs="Times New Roman"/>
-          <w:b w:val="false"/>
-          <w:bCs w:val="false"/>
-          <w:color w:val="000000"/>
-        </w:rPr>
-      </w:pPr>
-      <w:r>
-        <w:rPr>
-          <w:rFonts w:cs="Times New Roman" w:ascii="Times New Roman" w:hAnsi="Times New Roman"/>
-          <w:b w:val="false"/>
-          <w:bCs w:val="false"/>
-          <w:color w:val="000000"/>
-        </w:rPr>
-      </w:r>
-    </w:p>
-    <w:p>
-      <w:pPr>
-        <w:pStyle w:val="BodyText"/>
-        <w:bidi w:val="0"/>
-        <w:spacing w:lineRule="auto" w:line="276" w:before="0" w:after="140"/>
-        <w:jc w:val="start"/>
-        <w:rPr>
-          <w:rFonts w:ascii="Times New Roman" w:hAnsi="Times New Roman" w:cs="Times New Roman"/>
-          <w:color w:val="000000"/>
-          <w:sz w:val="24"/>
-          <w:szCs w:val="24"/>
-        </w:rPr>
-      </w:pPr>
-      <w:r>
-        <w:rPr>
-          <w:rFonts w:cs="Times New Roman" w:ascii="Times New Roman" w:hAnsi="Times New Roman"/>
-          <w:color w:val="000000"/>
-          <w:sz w:val="24"/>
-          <w:szCs w:val="24"/>
-        </w:rPr>
-        <w:t>2. Switching the SSDs – After the Imager has copied the new OS image to the new NVMe SSD, shut down your Raspberry Pi 500+, and follow these online instructions on how to open the case and change the SSD:</w:t>
-      </w:r>
-    </w:p>
-    <w:p>
-      <w:pPr>
-        <w:pStyle w:val="BodyText"/>
-        <w:bidi w:val="0"/>
-        <w:spacing w:lineRule="auto" w:line="276" w:before="0" w:after="140"/>
-        <w:jc w:val="start"/>
-        <w:rPr>
-          <w:rFonts w:ascii="Times New Roman" w:hAnsi="Times New Roman" w:cs="Times New Roman"/>
-          <w:color w:val="000000"/>
-          <w:sz w:val="24"/>
-          <w:szCs w:val="24"/>
-        </w:rPr>
-      </w:pPr>
-      <w:r>
-        <w:rPr>
-          <w:rFonts w:cs="Times New Roman" w:ascii="Times New Roman" w:hAnsi="Times New Roman"/>
-          <w:color w:val="000000"/>
-          <w:sz w:val="24"/>
-          <w:szCs w:val="24"/>
-        </w:rPr>
-        <w:t>https://www.raspberrypi.com/documentation/computers/keyboard-computers.html#replace-m2</w:t>
-      </w:r>
-    </w:p>
-    <w:p>
-      <w:pPr>
-        <w:pStyle w:val="Heading3"/>
-        <w:bidi w:val="0"/>
-        <w:spacing w:lineRule="auto" w:line="276" w:before="0" w:after="140"/>
-        <w:jc w:val="start"/>
-        <w:rPr>
-          <w:b w:val="false"/>
-          <w:bCs w:val="false"/>
-          <w:color w:val="000000"/>
-        </w:rPr>
-      </w:pPr>
-      <w:r>
-        <w:rPr>
-          <w:rFonts w:cs="Times New Roman" w:ascii="Times New Roman" w:hAnsi="Times New Roman"/>
-          <w:b w:val="false"/>
-          <w:bCs w:val="false"/>
-          <w:color w:val="000000"/>
-          <w:sz w:val="24"/>
-          <w:szCs w:val="24"/>
-        </w:rPr>
-        <w:t>Your 500+ should have come with a handy tool to facilitate opening the case. When done, snap the case back together and replace the five screws.</w:t>
-      </w:r>
-    </w:p>
-    <w:p>
-      <w:pPr>
-        <w:pStyle w:val="Heading3"/>
-        <w:bidi w:val="0"/>
-        <w:spacing w:lineRule="auto" w:line="276" w:before="0" w:after="140"/>
-        <w:jc w:val="start"/>
-        <w:rPr>
-          <w:b w:val="false"/>
-          <w:bCs w:val="false"/>
-          <w:color w:val="000000"/>
-        </w:rPr>
-      </w:pPr>
-      <w:r>
-        <w:rPr>
-          <w:rFonts w:cs="Times New Roman" w:ascii="Times New Roman" w:hAnsi="Times New Roman"/>
-          <w:b w:val="false"/>
-          <w:bCs w:val="false"/>
-          <w:color w:val="000000"/>
-          <w:sz w:val="24"/>
-          <w:szCs w:val="24"/>
-        </w:rPr>
-        <w:t>3. First boot -</w:t>
-      </w:r>
-    </w:p>
-    <w:p>
-      <w:pPr>
-        <w:pStyle w:val="Normal"/>
-        <w:bidi w:val="0"/>
-        <w:jc w:val="start"/>
-        <w:rPr/>
-      </w:pPr>
-      <w:r>
-        <w:rPr/>
-        <w:t xml:space="preserve">a) Reconnect necessary cables, and boot the Pi 500+ with the new larger capacity NVMe SSD in it. Give it a minute </w:t>
-      </w:r>
-      <w:r>
+        <w:t xml:space="preserve">b) </w:t>
+      </w:r>
+      <w:r>
+        <w:rPr/>
+        <w:t xml:space="preserve">First boot will take a bit longer (filesystem resize + initial setup). Be patient before assuming something's wrong. Once it's up: </w:t>
+      </w:r>
+      <w:r>
+        <w:rPr>
+          <w:rStyle w:val="SourceText"/>
+        </w:rPr>
+        <w:t>sudo apt update &amp;&amp; sudo apt full-upgrade</w:t>
+      </w:r>
+      <w:r>
+        <w:rPr/>
+        <w:t xml:space="preserve"> to pick up any post-release fixes.</w:t>
+      </w:r>
+    </w:p>
+    <w:p>
+      <w:pPr>
+        <w:pStyle w:val="Normal"/>
+        <w:bidi w:val="0"/>
         <w:rPr>
           <w:lang w:val="en-US" w:eastAsia="zh-CN" w:bidi="hi-IN"/>
         </w:rPr>
-        <w:t xml:space="preserve">or two on first boot — </w:t>
-      </w:r>
-      <w:r>
-        <w:rPr/>
-        <w:t>it resizes the filesystem and does some initial setup.</w:t>
-      </w:r>
-    </w:p>
-    <w:p>
-      <w:pPr>
-        <w:pStyle w:val="Normal"/>
-        <w:bidi w:val="0"/>
-        <w:jc w:val="start"/>
-        <w:rPr>
-          <w:rFonts w:ascii="Times New Roman" w:hAnsi="Times New Roman" w:cs="Times New Roman"/>
-          <w:color w:val="C9211E"/>
-        </w:rPr>
-      </w:pPr>
-      <w:r>
-        <w:rPr>
-          <w:rFonts w:cs="Times New Roman" w:ascii="Times New Roman" w:hAnsi="Times New Roman"/>
-          <w:color w:val="C9211E"/>
-        </w:rPr>
-      </w:r>
-    </w:p>
-    <w:p>
-      <w:pPr>
-        <w:pStyle w:val="Normal"/>
-        <w:bidi w:val="0"/>
-        <w:jc w:val="start"/>
-        <w:rPr/>
-      </w:pPr>
-      <w:r>
-        <w:rPr>
-          <w:rFonts w:cs="Times New Roman" w:ascii="Times New Roman" w:hAnsi="Times New Roman"/>
-          <w:color w:val="000000"/>
-        </w:rPr>
-        <w:t xml:space="preserve">b) </w:t>
-      </w:r>
-      <w:r>
-        <w:rPr/>
-        <w:t xml:space="preserve">First boot will take a bit longer (filesystem resize + initial setup). Be patient before assuming something's wrong. </w:t>
-      </w:r>
-      <w:r>
-        <w:rPr>
-          <w:rFonts w:cs="Times New Roman" w:ascii="Times New Roman" w:hAnsi="Times New Roman"/>
-          <w:color w:val="000000"/>
-        </w:rPr>
-        <w:t xml:space="preserve">Once it's up: </w:t>
-      </w:r>
-      <w:r>
-        <w:rPr>
-          <w:rStyle w:val="SourceText"/>
-          <w:b/>
-          <w:bCs/>
-        </w:rPr>
-        <w:t>sudo apt update &amp;&amp; sudo apt full-upgrade</w:t>
-      </w:r>
-      <w:r>
-        <w:rPr>
-          <w:rFonts w:cs="Times New Roman" w:ascii="Times New Roman" w:hAnsi="Times New Roman"/>
-          <w:b/>
-          <w:bCs/>
-          <w:color w:val="000000"/>
-        </w:rPr>
-        <w:t xml:space="preserve"> </w:t>
-      </w:r>
-      <w:r>
-        <w:rPr>
-          <w:rFonts w:cs="Times New Roman" w:ascii="Times New Roman" w:hAnsi="Times New Roman"/>
-          <w:color w:val="000000"/>
-        </w:rPr>
-        <w:t>to pick up any post-release fixes.</w:t>
-      </w:r>
-    </w:p>
-    <w:p>
-      <w:pPr>
-        <w:pStyle w:val="Normal"/>
-        <w:bidi w:val="0"/>
-        <w:jc w:val="start"/>
-        <w:rPr>
-          <w:rFonts w:ascii="Times New Roman" w:hAnsi="Times New Roman" w:eastAsia="Noto Sans" w:cs="Times New Roman"/>
-          <w:color w:val="C9211E"/>
-          <w:kern w:val="2"/>
-          <w:sz w:val="24"/>
-          <w:szCs w:val="24"/>
+      </w:pPr>
+      <w:r>
+        <w:rPr>
           <w:lang w:val="en-US" w:eastAsia="zh-CN" w:bidi="hi-IN"/>
         </w:rPr>
-      </w:pPr>
-      <w:r>
-        <w:rPr>
-          <w:rFonts w:eastAsia="Noto Sans" w:cs="Times New Roman" w:ascii="Times New Roman" w:hAnsi="Times New Roman"/>
-          <w:color w:val="C9211E"/>
-          <w:kern w:val="2"/>
-          <w:sz w:val="24"/>
-          <w:szCs w:val="24"/>
+      </w:r>
+    </w:p>
+    <w:p>
+      <w:pPr>
+        <w:pStyle w:val="Normal"/>
+        <w:bidi w:val="0"/>
+        <w:rPr/>
+      </w:pPr>
+      <w:r>
+        <w:rPr>
           <w:lang w:val="en-US" w:eastAsia="zh-CN" w:bidi="hi-IN"/>
         </w:rPr>
-      </w:r>
-    </w:p>
-    <w:p>
-      <w:pPr>
-        <w:pStyle w:val="Normal"/>
-        <w:bidi w:val="0"/>
-        <w:jc w:val="start"/>
-        <w:rPr>
-          <w:color w:val="000000"/>
-        </w:rPr>
-      </w:pPr>
-      <w:r>
-        <w:rPr>
-          <w:rFonts w:eastAsia="Noto Sans" w:cs="Times New Roman" w:ascii="Times New Roman" w:hAnsi="Times New Roman"/>
-          <w:color w:val="000000"/>
-          <w:kern w:val="2"/>
-          <w:sz w:val="24"/>
-          <w:szCs w:val="24"/>
-          <w:lang w:val="en-US" w:eastAsia="zh-CN" w:bidi="hi-IN"/>
-        </w:rPr>
         <w:t>c) Only then, when the system is running properly, start restoring your data from an external source (perhaps the original 256 GB NVMe SSD that came with the machine,) and install your favorite or required</w:t>
       </w:r>
       <w:r>
-        <w:rPr>
-          <w:rFonts w:cs="Times New Roman" w:ascii="Times New Roman" w:hAnsi="Times New Roman"/>
-          <w:color w:val="000000"/>
-        </w:rPr>
+        <w:rPr/>
         <w:t xml:space="preserve"> apps.</w:t>
       </w:r>
     </w:p>
@@ -2960,7 +2748,9 @@
         </w:rPr>
       </w:pPr>
       <w:r>
-        <w:rPr/>
+        <w:rPr>
+          <w:rFonts w:cs="Times New Roman" w:ascii="Times New Roman" w:hAnsi="Times New Roman"/>
+        </w:rPr>
       </w:r>
     </w:p>
     <w:p>
@@ -2987,7 +2777,9 @@
         </w:rPr>
       </w:pPr>
       <w:r>
-        <w:rPr/>
+        <w:rPr>
+          <w:rFonts w:cs="Times New Roman" w:ascii="Times New Roman" w:hAnsi="Times New Roman"/>
+        </w:rPr>
       </w:r>
     </w:p>
     <w:p>
@@ -4026,6 +3818,7 @@
       <w:pgNumType w:fmt="decimal"/>
       <w:formProt w:val="false"/>
       <w:textDirection w:val="lrTb"/>
+      <w:docGrid w:type="default" w:linePitch="100" w:charSpace="0"/>
     </w:sectPr>
   </w:body>
 </w:document>
@@ -4045,7 +3838,6 @@
     </w:rPrDefault>
     <w:pPrDefault>
       <w:pPr>
-        <w:widowControl/>
         <w:suppressAutoHyphens w:val="true"/>
       </w:pPr>
     </w:pPrDefault>
@@ -4055,7 +3847,10 @@
     <w:qFormat/>
     <w:pPr>
       <w:widowControl/>
+      <w:suppressAutoHyphens w:val="true"/>
       <w:bidi w:val="0"/>
+      <w:spacing w:before="0" w:after="0"/>
+      <w:jc w:val="start"/>
     </w:pPr>
     <w:rPr>
       <w:rFonts w:ascii="Liberation Serif" w:hAnsi="Liberation Serif" w:eastAsia="Noto Sans" w:cs="FreeSans"/>
